--- a/javascript/Assessment Two/Principles of Creating Repositories.docx
+++ b/javascript/Assessment Two/Principles of Creating Repositories.docx
@@ -62,24 +62,16 @@
         <w:t>Initialization:</w:t>
       </w:r>
       <w:r>
-        <w:t xml:space="preserve"> Use git </w:t>
-      </w:r>
-      <w:proofErr w:type="spellStart"/>
-      <w:r>
-        <w:t>init</w:t>
-      </w:r>
-      <w:proofErr w:type="spellEnd"/>
-      <w:r>
-        <w:t xml:space="preserve"> (or equivalent) to create a new </w:t>
+        <w:t xml:space="preserve"> Use git init (or equivalent) to create a new repository, or clone an existing one with git </w:t>
       </w:r>
       <w:proofErr w:type="gramStart"/>
       <w:r>
-        <w:t>repository, or</w:t>
+        <w:t>clone.</w:t>
+      </w:r>
+      <w:r>
+        <w:t>d</w:t>
       </w:r>
       <w:proofErr w:type="gramEnd"/>
-      <w:r>
-        <w:t xml:space="preserve"> clone an existing one with git clone.</w:t>
-      </w:r>
     </w:p>
     <w:p>
       <w:pPr>
@@ -120,17 +112,8 @@
           <w:b/>
           <w:bCs/>
         </w:rPr>
-        <w:t>.</w:t>
-      </w:r>
-      <w:proofErr w:type="spellStart"/>
-      <w:r>
-        <w:rPr>
-          <w:b/>
-          <w:bCs/>
-        </w:rPr>
-        <w:t>gitignore</w:t>
-      </w:r>
-      <w:proofErr w:type="spellEnd"/>
+        <w:t>.gitignore</w:t>
+      </w:r>
       <w:proofErr w:type="gramEnd"/>
       <w:r>
         <w:rPr>
@@ -140,15 +123,7 @@
         <w:t>:</w:t>
       </w:r>
       <w:r>
-        <w:t xml:space="preserve"> Use a .</w:t>
-      </w:r>
-      <w:proofErr w:type="spellStart"/>
-      <w:r>
-        <w:t>gitignore</w:t>
-      </w:r>
-      <w:proofErr w:type="spellEnd"/>
-      <w:r>
-        <w:t xml:space="preserve"> file to specify files and directories that should not be tracked (e.g., temporary files, build artifacts).</w:t>
+        <w:t xml:space="preserve"> Use a .gitignore file to specify files and directories that should not be tracked (e.g., temporary files, build artifacts).</w:t>
       </w:r>
     </w:p>
     <w:p>
@@ -274,21 +249,12 @@
           <w:numId w:val="3"/>
         </w:numPr>
       </w:pPr>
-      <w:proofErr w:type="spellStart"/>
       <w:r>
         <w:rPr>
           <w:b/>
           <w:bCs/>
         </w:rPr>
-        <w:t>Gitflow</w:t>
-      </w:r>
-      <w:proofErr w:type="spellEnd"/>
-      <w:r>
-        <w:rPr>
-          <w:b/>
-          <w:bCs/>
-        </w:rPr>
-        <w:t>:</w:t>
+        <w:t>Gitflow:</w:t>
       </w:r>
       <w:r>
         <w:t xml:space="preserve"> A well-defined workflow with specific branch types and merging strategies.</w:t>
@@ -1681,6 +1647,7 @@
   <w:style w:type="character" w:default="1" w:styleId="DefaultParagraphFont">
     <w:name w:val="Default Paragraph Font"/>
     <w:uiPriority w:val="1"/>
+    <w:semiHidden/>
     <w:unhideWhenUsed/>
   </w:style>
   <w:style w:type="table" w:default="1" w:styleId="TableNormal">
